--- a/Documentacion/Reporte de Frameworks.docx
+++ b/Documentacion/Reporte de Frameworks.docx
@@ -1,6 +1,6 @@
 
 <file path=word/document.xml><?xml version="1.0" encoding="utf-8"?>
-<w:document xmlns:wpc="http://schemas.microsoft.com/office/word/2010/wordprocessingCanvas" xmlns:cx="http://schemas.microsoft.com/office/drawing/2014/chartex" xmlns:cx1="http://schemas.microsoft.com/office/drawing/2015/9/8/chartex" xmlns:cx2="http://schemas.microsoft.com/office/drawing/2015/10/21/chartex" xmlns:cx3="http://schemas.microsoft.com/office/drawing/2016/5/9/chartex" xmlns:cx4="http://schemas.microsoft.com/office/drawing/2016/5/10/chartex" xmlns:cx5="http://schemas.microsoft.com/office/drawing/2016/5/11/chartex" xmlns:cx6="http://schemas.microsoft.com/office/drawing/2016/5/12/chartex" xmlns:cx7="http://schemas.microsoft.com/office/drawing/2016/5/13/chartex" xmlns:cx8="http://schemas.microsoft.com/office/drawing/2016/5/14/chartex" xmlns:mc="http://schemas.openxmlformats.org/markup-compatibility/2006" xmlns:aink="http://schemas.microsoft.com/office/drawing/2016/ink" xmlns:am3d="http://schemas.microsoft.com/office/drawing/2017/model3d" xmlns:o="urn:schemas-microsoft-com:office:office" xmlns:r="http://schemas.openxmlformats.org/officeDocument/2006/relationships" xmlns:m="http://schemas.openxmlformats.org/officeDocument/2006/math" xmlns:v="urn:schemas-microsoft-com:vml" xmlns:wp14="http://schemas.microsoft.com/office/word/2010/wordprocessingDrawing" xmlns:wp="http://schemas.openxmlformats.org/drawingml/2006/wordprocessingDrawing" xmlns:w10="urn:schemas-microsoft-com:office:word" xmlns:w="http://schemas.openxmlformats.org/wordprocessingml/2006/main" xmlns:w14="http://schemas.microsoft.com/office/word/2010/wordml" xmlns:w15="http://schemas.microsoft.com/office/word/2012/wordml" xmlns:w16cex="http://schemas.microsoft.com/office/word/2018/wordml/cex" xmlns:w16cid="http://schemas.microsoft.com/office/word/2016/wordml/cid" xmlns:w16="http://schemas.microsoft.com/office/word/2018/wordml" xmlns:w16sdtdh="http://schemas.microsoft.com/office/word/2020/wordml/sdtdatahash" xmlns:w16se="http://schemas.microsoft.com/office/word/2015/wordml/symex" xmlns:wpg="http://schemas.microsoft.com/office/word/2010/wordprocessingGroup" xmlns:wpi="http://schemas.microsoft.com/office/word/2010/wordprocessingInk" xmlns:wne="http://schemas.microsoft.com/office/word/2006/wordml" xmlns:wps="http://schemas.microsoft.com/office/word/2010/wordprocessingShape" mc:Ignorable="w14 w15 w16se w16cid w16 w16cex w16sdtdh wp14">
+<w:document xmlns:wpc="http://schemas.microsoft.com/office/word/2010/wordprocessingCanvas" xmlns:cx="http://schemas.microsoft.com/office/drawing/2014/chartex" xmlns:cx1="http://schemas.microsoft.com/office/drawing/2015/9/8/chartex" xmlns:cx2="http://schemas.microsoft.com/office/drawing/2015/10/21/chartex" xmlns:cx3="http://schemas.microsoft.com/office/drawing/2016/5/9/chartex" xmlns:cx4="http://schemas.microsoft.com/office/drawing/2016/5/10/chartex" xmlns:cx5="http://schemas.microsoft.com/office/drawing/2016/5/11/chartex" xmlns:cx6="http://schemas.microsoft.com/office/drawing/2016/5/12/chartex" xmlns:cx7="http://schemas.microsoft.com/office/drawing/2016/5/13/chartex" xmlns:cx8="http://schemas.microsoft.com/office/drawing/2016/5/14/chartex" xmlns:mc="http://schemas.openxmlformats.org/markup-compatibility/2006" xmlns:aink="http://schemas.microsoft.com/office/drawing/2016/ink" xmlns:am3d="http://schemas.microsoft.com/office/drawing/2017/model3d" xmlns:o="urn:schemas-microsoft-com:office:office" xmlns:oel="http://schemas.microsoft.com/office/2019/extlst" xmlns:r="http://schemas.openxmlformats.org/officeDocument/2006/relationships" xmlns:m="http://schemas.openxmlformats.org/officeDocument/2006/math" xmlns:v="urn:schemas-microsoft-com:vml" xmlns:wp14="http://schemas.microsoft.com/office/word/2010/wordprocessingDrawing" xmlns:wp="http://schemas.openxmlformats.org/drawingml/2006/wordprocessingDrawing" xmlns:w10="urn:schemas-microsoft-com:office:word" xmlns:w="http://schemas.openxmlformats.org/wordprocessingml/2006/main" xmlns:w14="http://schemas.microsoft.com/office/word/2010/wordml" xmlns:w15="http://schemas.microsoft.com/office/word/2012/wordml" xmlns:w16cex="http://schemas.microsoft.com/office/word/2018/wordml/cex" xmlns:w16cid="http://schemas.microsoft.com/office/word/2016/wordml/cid" xmlns:w16="http://schemas.microsoft.com/office/word/2018/wordml" xmlns:w16du="http://schemas.microsoft.com/office/word/2023/wordml/word16du" xmlns:w16sdtdh="http://schemas.microsoft.com/office/word/2020/wordml/sdtdatahash" xmlns:w16sdtfl="http://schemas.microsoft.com/office/word/2024/wordml/sdtformatlock" xmlns:w16se="http://schemas.microsoft.com/office/word/2015/wordml/symex" xmlns:wpg="http://schemas.microsoft.com/office/word/2010/wordprocessingGroup" xmlns:wpi="http://schemas.microsoft.com/office/word/2010/wordprocessingInk" xmlns:wne="http://schemas.microsoft.com/office/word/2006/wordml" xmlns:wps="http://schemas.microsoft.com/office/word/2010/wordprocessingShape" mc:Ignorable="w14 w15 w16se w16cid w16 w16cex w16sdtdh w16sdtfl w16du wp14">
   <w:body>
     <w:p>
       <w:pPr>
@@ -20,29 +20,7 @@
           <w:sz w:val="24"/>
           <w:szCs w:val="24"/>
         </w:rPr>
-        <w:t xml:space="preserve">Reporte de </w:t>
-      </w:r>
-      <w:proofErr w:type="spellStart"/>
-      <w:r>
-        <w:rPr>
-          <w:rFonts w:ascii="Arial" w:hAnsi="Arial" w:cs="Arial"/>
-          <w:b/>
-          <w:bCs/>
-          <w:sz w:val="24"/>
-          <w:szCs w:val="24"/>
-        </w:rPr>
-        <w:t>Frameworks</w:t>
-      </w:r>
-      <w:proofErr w:type="spellEnd"/>
-      <w:r>
-        <w:rPr>
-          <w:rFonts w:ascii="Arial" w:hAnsi="Arial" w:cs="Arial"/>
-          <w:b/>
-          <w:bCs/>
-          <w:sz w:val="24"/>
-          <w:szCs w:val="24"/>
-        </w:rPr>
-        <w:t xml:space="preserve"> </w:t>
+        <w:t xml:space="preserve">Reporte de Frameworks </w:t>
       </w:r>
     </w:p>
     <w:p>
@@ -101,67 +79,37 @@
           <w:sz w:val="24"/>
           <w:szCs w:val="24"/>
         </w:rPr>
-        <w:t xml:space="preserve">El Sistema de Control de Plagas en la Caña tiene como objetivo apoyar la gestión, monitoreo y análisis de información relacionada con plagas en cultivos de caña de azúcar. Para el desarrollo del sistema se seleccionaron </w:t>
-      </w:r>
-      <w:proofErr w:type="spellStart"/>
-      <w:r>
-        <w:rPr>
-          <w:rFonts w:ascii="Arial" w:hAnsi="Arial" w:cs="Arial"/>
-          <w:sz w:val="24"/>
-          <w:szCs w:val="24"/>
-        </w:rPr>
-        <w:t>frameworks</w:t>
-      </w:r>
-      <w:proofErr w:type="spellEnd"/>
-      <w:r>
-        <w:rPr>
-          <w:rFonts w:ascii="Arial" w:hAnsi="Arial" w:cs="Arial"/>
-          <w:sz w:val="24"/>
-          <w:szCs w:val="24"/>
-        </w:rPr>
-        <w:t xml:space="preserve"> y tecnologías modernas que permiten crear una plataforma escalable, segura y eficiente.</w:t>
-      </w:r>
-    </w:p>
-    <w:p>
-      <w:pPr>
-        <w:rPr>
-          <w:rFonts w:ascii="Arial" w:hAnsi="Arial" w:cs="Arial"/>
-          <w:sz w:val="24"/>
-          <w:szCs w:val="24"/>
-        </w:rPr>
-      </w:pPr>
-    </w:p>
-    <w:p>
-      <w:pPr>
-        <w:rPr>
-          <w:rFonts w:ascii="Arial" w:hAnsi="Arial" w:cs="Arial"/>
-          <w:b/>
-          <w:bCs/>
-          <w:sz w:val="24"/>
-          <w:szCs w:val="24"/>
-        </w:rPr>
-      </w:pPr>
-      <w:proofErr w:type="spellStart"/>
-      <w:r>
-        <w:rPr>
-          <w:rFonts w:ascii="Arial" w:hAnsi="Arial" w:cs="Arial"/>
-          <w:b/>
-          <w:bCs/>
-          <w:sz w:val="24"/>
-          <w:szCs w:val="24"/>
-        </w:rPr>
-        <w:t>Frameworks</w:t>
-      </w:r>
-      <w:proofErr w:type="spellEnd"/>
-      <w:r>
-        <w:rPr>
-          <w:rFonts w:ascii="Arial" w:hAnsi="Arial" w:cs="Arial"/>
-          <w:b/>
-          <w:bCs/>
-          <w:sz w:val="24"/>
-          <w:szCs w:val="24"/>
-        </w:rPr>
-        <w:t xml:space="preserve"> Seleccionados</w:t>
+        <w:t>El Sistema de Control de Plagas en la Caña tiene como objetivo apoyar la gestión, monitoreo y análisis de información relacionada con plagas en cultivos de caña de azúcar. Para el desarrollo del sistema se seleccionaron frameworks y tecnologías modernas que permiten crear una plataforma escalable, segura y eficiente.</w:t>
+      </w:r>
+    </w:p>
+    <w:p>
+      <w:pPr>
+        <w:rPr>
+          <w:rFonts w:ascii="Arial" w:hAnsi="Arial" w:cs="Arial"/>
+          <w:sz w:val="24"/>
+          <w:szCs w:val="24"/>
+        </w:rPr>
+      </w:pPr>
+    </w:p>
+    <w:p>
+      <w:pPr>
+        <w:rPr>
+          <w:rFonts w:ascii="Arial" w:hAnsi="Arial" w:cs="Arial"/>
+          <w:b/>
+          <w:bCs/>
+          <w:sz w:val="24"/>
+          <w:szCs w:val="24"/>
+        </w:rPr>
+      </w:pPr>
+      <w:r>
+        <w:rPr>
+          <w:rFonts w:ascii="Arial" w:hAnsi="Arial" w:cs="Arial"/>
+          <w:b/>
+          <w:bCs/>
+          <w:sz w:val="24"/>
+          <w:szCs w:val="24"/>
+        </w:rPr>
+        <w:t>Frameworks Seleccionados</w:t>
       </w:r>
     </w:p>
     <w:p>
@@ -237,43 +185,7 @@
           <w:sz w:val="24"/>
           <w:szCs w:val="24"/>
         </w:rPr>
-        <w:t xml:space="preserve">Angular es un </w:t>
-      </w:r>
-      <w:proofErr w:type="spellStart"/>
-      <w:r>
-        <w:rPr>
-          <w:rFonts w:ascii="Arial" w:hAnsi="Arial" w:cs="Arial"/>
-          <w:sz w:val="24"/>
-          <w:szCs w:val="24"/>
-        </w:rPr>
-        <w:t>framework</w:t>
-      </w:r>
-      <w:proofErr w:type="spellEnd"/>
-      <w:r>
-        <w:rPr>
-          <w:rFonts w:ascii="Arial" w:hAnsi="Arial" w:cs="Arial"/>
-          <w:sz w:val="24"/>
-          <w:szCs w:val="24"/>
-        </w:rPr>
-        <w:t xml:space="preserve"> </w:t>
-      </w:r>
-      <w:proofErr w:type="spellStart"/>
-      <w:r>
-        <w:rPr>
-          <w:rFonts w:ascii="Arial" w:hAnsi="Arial" w:cs="Arial"/>
-          <w:sz w:val="24"/>
-          <w:szCs w:val="24"/>
-        </w:rPr>
-        <w:t>frontend</w:t>
-      </w:r>
-      <w:proofErr w:type="spellEnd"/>
-      <w:r>
-        <w:rPr>
-          <w:rFonts w:ascii="Arial" w:hAnsi="Arial" w:cs="Arial"/>
-          <w:sz w:val="24"/>
-          <w:szCs w:val="24"/>
-        </w:rPr>
-        <w:t xml:space="preserve"> utilizado para desarrollar interfaces web dinámicas e interactivas. Permite crear aplicaciones organizadas, rápidas y fáciles de mantener.</w:t>
+        <w:t>Angular es un framework frontend utilizado para desarrollar interfaces web dinámicas e interactivas. Permite crear aplicaciones organizadas, rápidas y fáciles de mantener.</w:t>
       </w:r>
     </w:p>
     <w:p>
@@ -484,25 +396,7 @@
           <w:sz w:val="24"/>
           <w:szCs w:val="24"/>
         </w:rPr>
-        <w:t xml:space="preserve">Node.js es un entorno de ejecución que permite desarrollar el </w:t>
-      </w:r>
-      <w:proofErr w:type="spellStart"/>
-      <w:r>
-        <w:rPr>
-          <w:rFonts w:ascii="Arial" w:hAnsi="Arial" w:cs="Arial"/>
-          <w:sz w:val="24"/>
-          <w:szCs w:val="24"/>
-        </w:rPr>
-        <w:t>backend</w:t>
-      </w:r>
-      <w:proofErr w:type="spellEnd"/>
-      <w:r>
-        <w:rPr>
-          <w:rFonts w:ascii="Arial" w:hAnsi="Arial" w:cs="Arial"/>
-          <w:sz w:val="24"/>
-          <w:szCs w:val="24"/>
-        </w:rPr>
-        <w:t xml:space="preserve"> del sistema utilizando JavaScript.</w:t>
+        <w:t>Node.js es un entorno de ejecución que permite desarrollar el backend del sistema utilizando JavaScript.</w:t>
       </w:r>
     </w:p>
     <w:p>
@@ -587,25 +481,7 @@
           <w:szCs w:val="24"/>
         </w:rPr>
         <w:lastRenderedPageBreak/>
-        <w:t xml:space="preserve">Facilita la conexión entre </w:t>
-      </w:r>
-      <w:proofErr w:type="spellStart"/>
-      <w:r>
-        <w:rPr>
-          <w:rFonts w:ascii="Arial" w:hAnsi="Arial" w:cs="Arial"/>
-          <w:sz w:val="24"/>
-          <w:szCs w:val="24"/>
-        </w:rPr>
-        <w:t>frontend</w:t>
-      </w:r>
-      <w:proofErr w:type="spellEnd"/>
-      <w:r>
-        <w:rPr>
-          <w:rFonts w:ascii="Arial" w:hAnsi="Arial" w:cs="Arial"/>
-          <w:sz w:val="24"/>
-          <w:szCs w:val="24"/>
-        </w:rPr>
-        <w:t xml:space="preserve"> y base de datos.</w:t>
+        <w:t>Facilita la conexión entre frontend y base de datos.</w:t>
       </w:r>
     </w:p>
     <w:p>
@@ -677,39 +553,25 @@
           <w:sz w:val="24"/>
           <w:szCs w:val="24"/>
         </w:rPr>
-        <w:t xml:space="preserve">3. </w:t>
-      </w:r>
-      <w:proofErr w:type="spellStart"/>
-      <w:r>
-        <w:rPr>
-          <w:rFonts w:ascii="Arial" w:hAnsi="Arial" w:cs="Arial"/>
-          <w:b/>
-          <w:bCs/>
+        <w:t>3. Ionic</w:t>
+      </w:r>
+    </w:p>
+    <w:p>
+      <w:pPr>
+        <w:rPr>
+          <w:rFonts w:ascii="Arial" w:hAnsi="Arial" w:cs="Arial"/>
+          <w:sz w:val="24"/>
+          <w:szCs w:val="24"/>
+        </w:rPr>
+      </w:pPr>
+      <w:r>
+        <w:rPr>
+          <w:rFonts w:ascii="Arial" w:hAnsi="Arial" w:cs="Arial"/>
           <w:sz w:val="24"/>
           <w:szCs w:val="24"/>
         </w:rPr>
         <w:t>Ionic</w:t>
       </w:r>
-      <w:proofErr w:type="spellEnd"/>
-    </w:p>
-    <w:p>
-      <w:pPr>
-        <w:rPr>
-          <w:rFonts w:ascii="Arial" w:hAnsi="Arial" w:cs="Arial"/>
-          <w:sz w:val="24"/>
-          <w:szCs w:val="24"/>
-        </w:rPr>
-      </w:pPr>
-      <w:proofErr w:type="spellStart"/>
-      <w:r>
-        <w:rPr>
-          <w:rFonts w:ascii="Arial" w:hAnsi="Arial" w:cs="Arial"/>
-          <w:sz w:val="24"/>
-          <w:szCs w:val="24"/>
-        </w:rPr>
-        <w:t>Ionic</w:t>
-      </w:r>
-      <w:proofErr w:type="spellEnd"/>
     </w:p>
     <w:p>
       <w:pPr>
@@ -740,62 +602,44 @@
           <w:szCs w:val="24"/>
         </w:rPr>
       </w:pPr>
-      <w:proofErr w:type="spellStart"/>
-      <w:r>
-        <w:rPr>
-          <w:rFonts w:ascii="Arial" w:hAnsi="Arial" w:cs="Arial"/>
-          <w:sz w:val="24"/>
-          <w:szCs w:val="24"/>
-        </w:rPr>
-        <w:t>Ionic</w:t>
-      </w:r>
-      <w:proofErr w:type="spellEnd"/>
-      <w:r>
-        <w:rPr>
-          <w:rFonts w:ascii="Arial" w:hAnsi="Arial" w:cs="Arial"/>
-          <w:sz w:val="24"/>
-          <w:szCs w:val="24"/>
-        </w:rPr>
-        <w:t xml:space="preserve"> es un </w:t>
-      </w:r>
-      <w:proofErr w:type="spellStart"/>
-      <w:r>
-        <w:rPr>
-          <w:rFonts w:ascii="Arial" w:hAnsi="Arial" w:cs="Arial"/>
-          <w:sz w:val="24"/>
-          <w:szCs w:val="24"/>
-        </w:rPr>
-        <w:t>framework</w:t>
-      </w:r>
-      <w:proofErr w:type="spellEnd"/>
-      <w:r>
-        <w:rPr>
-          <w:rFonts w:ascii="Arial" w:hAnsi="Arial" w:cs="Arial"/>
-          <w:sz w:val="24"/>
-          <w:szCs w:val="24"/>
-        </w:rPr>
-        <w:t xml:space="preserve"> que permite desarrollar aplicaciones móviles y web multiplataforma utilizando tecnologías web modernas.</w:t>
-      </w:r>
-    </w:p>
-    <w:p>
-      <w:pPr>
-        <w:rPr>
-          <w:rFonts w:ascii="Arial" w:hAnsi="Arial" w:cs="Arial"/>
-          <w:b/>
-          <w:bCs/>
-          <w:sz w:val="24"/>
-          <w:szCs w:val="24"/>
-        </w:rPr>
-      </w:pPr>
-      <w:r>
-        <w:rPr>
-          <w:rFonts w:ascii="Arial" w:hAnsi="Arial" w:cs="Arial"/>
-          <w:b/>
-          <w:bCs/>
-          <w:sz w:val="24"/>
-          <w:szCs w:val="24"/>
-        </w:rPr>
-        <w:t>Beneficios en el Proyecto</w:t>
+      <w:r>
+        <w:rPr>
+          <w:rFonts w:ascii="Arial" w:hAnsi="Arial" w:cs="Arial"/>
+          <w:sz w:val="24"/>
+          <w:szCs w:val="24"/>
+        </w:rPr>
+        <w:t>Ionic es un framework que permite desarrollar aplicaciones móviles y web multiplataforma utilizando tecnologías web modernas.</w:t>
+      </w:r>
+    </w:p>
+    <w:p>
+      <w:pPr>
+        <w:rPr>
+          <w:rFonts w:ascii="Arial" w:hAnsi="Arial" w:cs="Arial"/>
+          <w:b/>
+          <w:bCs/>
+          <w:sz w:val="24"/>
+          <w:szCs w:val="24"/>
+        </w:rPr>
+      </w:pPr>
+      <w:r>
+        <w:rPr>
+          <w:rFonts w:ascii="Arial" w:hAnsi="Arial" w:cs="Arial"/>
+          <w:b/>
+          <w:bCs/>
+          <w:sz w:val="24"/>
+          <w:szCs w:val="24"/>
+        </w:rPr>
+        <w:t>Beneficios en el Proyect</w:t>
+      </w:r>
+      <w:r>
+        <w:rPr>
+          <w:rFonts w:ascii="Arial" w:hAnsi="Arial" w:cs="Arial"/>
+          <w:b/>
+          <w:bCs/>
+          <w:sz w:val="24"/>
+          <w:szCs w:val="24"/>
+        </w:rPr>
+        <w:t>o</w:t>
       </w:r>
     </w:p>
     <w:p>
@@ -1168,25 +1012,7 @@
           <w:sz w:val="24"/>
           <w:szCs w:val="24"/>
         </w:rPr>
-        <w:t xml:space="preserve">La selección de Angular, Node.js, </w:t>
-      </w:r>
-      <w:proofErr w:type="spellStart"/>
-      <w:r>
-        <w:rPr>
-          <w:rFonts w:ascii="Arial" w:hAnsi="Arial" w:cs="Arial"/>
-          <w:sz w:val="24"/>
-          <w:szCs w:val="24"/>
-        </w:rPr>
-        <w:t>Ionic</w:t>
-      </w:r>
-      <w:proofErr w:type="spellEnd"/>
-      <w:r>
-        <w:rPr>
-          <w:rFonts w:ascii="Arial" w:hAnsi="Arial" w:cs="Arial"/>
-          <w:sz w:val="24"/>
-          <w:szCs w:val="24"/>
-        </w:rPr>
-        <w:t xml:space="preserve"> y PostgreSQL permite desarrollar un sistema moderno, seguro y eficiente para el control de plagas en la caña de azúcar. Estas tecnologías ofrecen escalabilidad, facilidad de mantenimiento y compatibilidad con aplicaciones web y móviles, mejorando la gestión y análisis de la información.</w:t>
+        <w:t>La selección de Angular, Node.js, Ionic y PostgreSQL permite desarrollar un sistema moderno, seguro y eficiente para el control de plagas en la caña de azúcar. Estas tecnologías ofrecen escalabilidad, facilidad de mantenimiento y compatibilidad con aplicaciones web y móviles, mejorando la gestión y análisis de la información.</w:t>
       </w:r>
     </w:p>
     <w:sectPr>
@@ -1200,7 +1026,7 @@
 </file>
 
 <file path=word/numbering.xml><?xml version="1.0" encoding="utf-8"?>
-<w:numbering xmlns:wpc="http://schemas.microsoft.com/office/word/2010/wordprocessingCanvas" xmlns:cx="http://schemas.microsoft.com/office/drawing/2014/chartex" xmlns:cx1="http://schemas.microsoft.com/office/drawing/2015/9/8/chartex" xmlns:cx2="http://schemas.microsoft.com/office/drawing/2015/10/21/chartex" xmlns:cx3="http://schemas.microsoft.com/office/drawing/2016/5/9/chartex" xmlns:cx4="http://schemas.microsoft.com/office/drawing/2016/5/10/chartex" xmlns:cx5="http://schemas.microsoft.com/office/drawing/2016/5/11/chartex" xmlns:cx6="http://schemas.microsoft.com/office/drawing/2016/5/12/chartex" xmlns:cx7="http://schemas.microsoft.com/office/drawing/2016/5/13/chartex" xmlns:cx8="http://schemas.microsoft.com/office/drawing/2016/5/14/chartex" xmlns:mc="http://schemas.openxmlformats.org/markup-compatibility/2006" xmlns:aink="http://schemas.microsoft.com/office/drawing/2016/ink" xmlns:am3d="http://schemas.microsoft.com/office/drawing/2017/model3d" xmlns:o="urn:schemas-microsoft-com:office:office" xmlns:r="http://schemas.openxmlformats.org/officeDocument/2006/relationships" xmlns:m="http://schemas.openxmlformats.org/officeDocument/2006/math" xmlns:v="urn:schemas-microsoft-com:vml" xmlns:wp14="http://schemas.microsoft.com/office/word/2010/wordprocessingDrawing" xmlns:wp="http://schemas.openxmlformats.org/drawingml/2006/wordprocessingDrawing" xmlns:w10="urn:schemas-microsoft-com:office:word" xmlns:w="http://schemas.openxmlformats.org/wordprocessingml/2006/main" xmlns:w14="http://schemas.microsoft.com/office/word/2010/wordml" xmlns:w15="http://schemas.microsoft.com/office/word/2012/wordml" xmlns:w16cex="http://schemas.microsoft.com/office/word/2018/wordml/cex" xmlns:w16cid="http://schemas.microsoft.com/office/word/2016/wordml/cid" xmlns:w16="http://schemas.microsoft.com/office/word/2018/wordml" xmlns:w16sdtdh="http://schemas.microsoft.com/office/word/2020/wordml/sdtdatahash" xmlns:w16se="http://schemas.microsoft.com/office/word/2015/wordml/symex" xmlns:wpg="http://schemas.microsoft.com/office/word/2010/wordprocessingGroup" xmlns:wpi="http://schemas.microsoft.com/office/word/2010/wordprocessingInk" xmlns:wne="http://schemas.microsoft.com/office/word/2006/wordml" xmlns:wps="http://schemas.microsoft.com/office/word/2010/wordprocessingShape" mc:Ignorable="w14 w15 w16se w16cid w16 w16cex w16sdtdh wp14">
+<w:numbering xmlns:wpc="http://schemas.microsoft.com/office/word/2010/wordprocessingCanvas" xmlns:cx="http://schemas.microsoft.com/office/drawing/2014/chartex" xmlns:cx1="http://schemas.microsoft.com/office/drawing/2015/9/8/chartex" xmlns:cx2="http://schemas.microsoft.com/office/drawing/2015/10/21/chartex" xmlns:cx3="http://schemas.microsoft.com/office/drawing/2016/5/9/chartex" xmlns:cx4="http://schemas.microsoft.com/office/drawing/2016/5/10/chartex" xmlns:cx5="http://schemas.microsoft.com/office/drawing/2016/5/11/chartex" xmlns:cx6="http://schemas.microsoft.com/office/drawing/2016/5/12/chartex" xmlns:cx7="http://schemas.microsoft.com/office/drawing/2016/5/13/chartex" xmlns:cx8="http://schemas.microsoft.com/office/drawing/2016/5/14/chartex" xmlns:mc="http://schemas.openxmlformats.org/markup-compatibility/2006" xmlns:aink="http://schemas.microsoft.com/office/drawing/2016/ink" xmlns:am3d="http://schemas.microsoft.com/office/drawing/2017/model3d" xmlns:o="urn:schemas-microsoft-com:office:office" xmlns:oel="http://schemas.microsoft.com/office/2019/extlst" xmlns:r="http://schemas.openxmlformats.org/officeDocument/2006/relationships" xmlns:m="http://schemas.openxmlformats.org/officeDocument/2006/math" xmlns:v="urn:schemas-microsoft-com:vml" xmlns:wp14="http://schemas.microsoft.com/office/word/2010/wordprocessingDrawing" xmlns:wp="http://schemas.openxmlformats.org/drawingml/2006/wordprocessingDrawing" xmlns:w10="urn:schemas-microsoft-com:office:word" xmlns:w="http://schemas.openxmlformats.org/wordprocessingml/2006/main" xmlns:w14="http://schemas.microsoft.com/office/word/2010/wordml" xmlns:w15="http://schemas.microsoft.com/office/word/2012/wordml" xmlns:w16cex="http://schemas.microsoft.com/office/word/2018/wordml/cex" xmlns:w16cid="http://schemas.microsoft.com/office/word/2016/wordml/cid" xmlns:w16="http://schemas.microsoft.com/office/word/2018/wordml" xmlns:w16du="http://schemas.microsoft.com/office/word/2023/wordml/word16du" xmlns:w16sdtdh="http://schemas.microsoft.com/office/word/2020/wordml/sdtdatahash" xmlns:w16sdtfl="http://schemas.microsoft.com/office/word/2024/wordml/sdtformatlock" xmlns:w16se="http://schemas.microsoft.com/office/word/2015/wordml/symex" xmlns:wpg="http://schemas.microsoft.com/office/word/2010/wordprocessingGroup" xmlns:wpi="http://schemas.microsoft.com/office/word/2010/wordprocessingInk" xmlns:wne="http://schemas.microsoft.com/office/word/2006/wordml" xmlns:wps="http://schemas.microsoft.com/office/word/2010/wordprocessingShape" mc:Ignorable="w14 w15 w16se w16cid w16 w16cex w16sdtdh w16sdtfl w16du wp14">
   <w:abstractNum w:abstractNumId="0" w15:restartNumberingAfterBreak="0">
     <w:nsid w:val="16F976D5"/>
     <w:multiLevelType w:val="multilevel"/>
@@ -1797,23 +1623,23 @@
       </w:rPr>
     </w:lvl>
   </w:abstractNum>
-  <w:num w:numId="1">
+  <w:num w:numId="1" w16cid:durableId="1315257827">
     <w:abstractNumId w:val="2"/>
   </w:num>
-  <w:num w:numId="2">
+  <w:num w:numId="2" w16cid:durableId="979043934">
     <w:abstractNumId w:val="3"/>
   </w:num>
-  <w:num w:numId="3">
+  <w:num w:numId="3" w16cid:durableId="218903672">
     <w:abstractNumId w:val="0"/>
   </w:num>
-  <w:num w:numId="4">
+  <w:num w:numId="4" w16cid:durableId="288977550">
     <w:abstractNumId w:val="1"/>
   </w:num>
 </w:numbering>
 </file>
 
 <file path=word/styles.xml><?xml version="1.0" encoding="utf-8"?>
-<w:styles xmlns:mc="http://schemas.openxmlformats.org/markup-compatibility/2006" xmlns:r="http://schemas.openxmlformats.org/officeDocument/2006/relationships" xmlns:w="http://schemas.openxmlformats.org/wordprocessingml/2006/main" xmlns:w14="http://schemas.microsoft.com/office/word/2010/wordml" xmlns:w15="http://schemas.microsoft.com/office/word/2012/wordml" xmlns:w16cex="http://schemas.microsoft.com/office/word/2018/wordml/cex" xmlns:w16cid="http://schemas.microsoft.com/office/word/2016/wordml/cid" xmlns:w16="http://schemas.microsoft.com/office/word/2018/wordml" xmlns:w16sdtdh="http://schemas.microsoft.com/office/word/2020/wordml/sdtdatahash" xmlns:w16se="http://schemas.microsoft.com/office/word/2015/wordml/symex" mc:Ignorable="w14 w15 w16se w16cid w16 w16cex w16sdtdh">
+<w:styles xmlns:mc="http://schemas.openxmlformats.org/markup-compatibility/2006" xmlns:r="http://schemas.openxmlformats.org/officeDocument/2006/relationships" xmlns:w="http://schemas.openxmlformats.org/wordprocessingml/2006/main" xmlns:w14="http://schemas.microsoft.com/office/word/2010/wordml" xmlns:w15="http://schemas.microsoft.com/office/word/2012/wordml" xmlns:w16cex="http://schemas.microsoft.com/office/word/2018/wordml/cex" xmlns:w16cid="http://schemas.microsoft.com/office/word/2016/wordml/cid" xmlns:w16="http://schemas.microsoft.com/office/word/2018/wordml" xmlns:w16du="http://schemas.microsoft.com/office/word/2023/wordml/word16du" xmlns:w16sdtdh="http://schemas.microsoft.com/office/word/2020/wordml/sdtdatahash" xmlns:w16sdtfl="http://schemas.microsoft.com/office/word/2024/wordml/sdtformatlock" xmlns:w16se="http://schemas.microsoft.com/office/word/2015/wordml/symex" mc:Ignorable="w14 w15 w16se w16cid w16 w16cex w16sdtdh w16sdtfl w16du">
   <w:docDefaults>
     <w:rPrDefault>
       <w:rPr>
@@ -2214,6 +2040,7 @@
   <w:style w:type="character" w:default="1" w:styleId="Fuentedeprrafopredeter">
     <w:name w:val="Default Paragraph Font"/>
     <w:uiPriority w:val="1"/>
+    <w:semiHidden/>
     <w:unhideWhenUsed/>
   </w:style>
   <w:style w:type="table" w:default="1" w:styleId="Tablanormal">
